--- a/설계산출물/설계산출물_최백문_v0.3.docx
+++ b/설계산출물/설계산출물_최백문_v0.3.docx
@@ -841,7 +841,7 @@
                 <w:b w:val="0"/>
                 <w:sz w:val="20"/>
               </w:rPr>
-              <w:t>분석산출물 v0.4를 기준으로 맞추고, v0.2 변경 기록에 적었으나 본문에 빠져 있던 내용을 채웠다.</w:t>
+              <w:t>분석산출물 v0.4를 기준으로 맞추고, v0.2 변경 기록에 적힌 것 중 그림과 다른 절까지 함께 고칠 것을 마저 반영했다.</w:t>
             </w:r>
           </w:p>
           <w:p>
